--- a/comportement/fiche_pistes_remplacement.docx
+++ b/comportement/fiche_pistes_remplacement.docx
@@ -68,12 +68,6 @@
         <w:gridCol w:w="14459"/>
       </w:tblGrid>
       <w:tr>
-        <w:tblPrEx>
-          <w:tblCellMar>
-            <w:top w:w="0" w:type="dxa"/>
-            <w:bottom w:w="0" w:type="dxa"/>
-          </w:tblCellMar>
-        </w:tblPrEx>
         <w:tc>
           <w:tcPr>
             <w:tcW w:w="14459" w:type="dxa"/>
@@ -124,13 +118,8 @@
               <w:spacing w:after="80"/>
               <w:jc w:val="both"/>
             </w:pPr>
-            <w:proofErr w:type="gramStart"/>
-            <w:r>
-              <w:t>une</w:t>
-            </w:r>
-            <w:proofErr w:type="gramEnd"/>
-            <w:r>
-              <w:t xml:space="preserve"> piste de remplacement fonctionnellement équivalent (ce que l'élève peut faire à la place, qui remplit la même fonction) ;</w:t>
+            <w:r>
+              <w:t>une piste de remplacement fonctionnellement équivalent (ce que l'élève peut faire à la place, qui remplit la même fonction) ;</w:t>
             </w:r>
           </w:p>
           <w:p>
@@ -143,13 +132,8 @@
               <w:spacing w:after="80"/>
               <w:jc w:val="both"/>
             </w:pPr>
-            <w:proofErr w:type="gramStart"/>
-            <w:r>
-              <w:t>un</w:t>
-            </w:r>
-            <w:proofErr w:type="gramEnd"/>
-            <w:r>
-              <w:t xml:space="preserve"> ajustement côté enseignant (ce que l'adulte peut modifier dans sa posture, son cadre ou l'environnement).</w:t>
+            <w:r>
+              <w:t>un ajustement côté enseignant (ce que l'adulte peut modifier dans sa posture, son cadre ou l'environnement).</w:t>
             </w:r>
           </w:p>
           <w:p>
@@ -215,12 +199,6 @@
         <w:gridCol w:w="5700"/>
       </w:tblGrid>
       <w:tr>
-        <w:tblPrEx>
-          <w:tblCellMar>
-            <w:top w:w="0" w:type="dxa"/>
-            <w:bottom w:w="0" w:type="dxa"/>
-          </w:tblCellMar>
-        </w:tblPrEx>
         <w:tc>
           <w:tcPr>
             <w:tcW w:w="1100" w:type="dxa"/>
@@ -340,12 +318,6 @@
         </w:tc>
       </w:tr>
       <w:tr>
-        <w:tblPrEx>
-          <w:tblCellMar>
-            <w:top w:w="0" w:type="dxa"/>
-            <w:bottom w:w="0" w:type="dxa"/>
-          </w:tblCellMar>
-        </w:tblPrEx>
         <w:tc>
           <w:tcPr>
             <w:tcW w:w="1100" w:type="dxa"/>
@@ -465,12 +437,6 @@
         </w:tc>
       </w:tr>
       <w:tr>
-        <w:tblPrEx>
-          <w:tblCellMar>
-            <w:top w:w="0" w:type="dxa"/>
-            <w:bottom w:w="0" w:type="dxa"/>
-          </w:tblCellMar>
-        </w:tblPrEx>
         <w:tc>
           <w:tcPr>
             <w:tcW w:w="1100" w:type="dxa"/>
@@ -590,12 +556,6 @@
         </w:tc>
       </w:tr>
       <w:tr>
-        <w:tblPrEx>
-          <w:tblCellMar>
-            <w:top w:w="0" w:type="dxa"/>
-            <w:bottom w:w="0" w:type="dxa"/>
-          </w:tblCellMar>
-        </w:tblPrEx>
         <w:tc>
           <w:tcPr>
             <w:tcW w:w="1100" w:type="dxa"/>
@@ -645,7 +605,6 @@
             <w:vAlign w:val="center"/>
           </w:tcPr>
           <w:p>
-            <w:proofErr w:type="spellStart"/>
             <w:r>
               <w:rPr>
                 <w:b/>
@@ -653,17 +612,7 @@
                 <w:sz w:val="20"/>
                 <w:szCs w:val="20"/>
               </w:rPr>
-              <w:t>Auto-stimulation</w:t>
-            </w:r>
-            <w:proofErr w:type="spellEnd"/>
-            <w:r>
-              <w:rPr>
-                <w:b/>
-                <w:bCs/>
-                <w:sz w:val="20"/>
-                <w:szCs w:val="20"/>
-              </w:rPr>
-              <w:t xml:space="preserve"> / régulation</w:t>
+              <w:t>Auto-stimulation / régulation</w:t>
             </w:r>
           </w:p>
         </w:tc>
@@ -727,10 +676,44 @@
       </w:tr>
     </w:tbl>
     <w:p>
+      <w:pPr>
+        <w:spacing w:after="120"/>
+      </w:pPr>
+    </w:p>
+    <w:p>
+      <w:pPr>
+        <w:spacing w:after="120"/>
+        <w:jc w:val="center"/>
+      </w:pPr>
       <w:r>
-        <w:br w:type="page"/>
+        <w:rPr>
+          <w:color w:val="595959"/>
+          <w:sz w:val="20"/>
+          <w:szCs w:val="20"/>
+        </w:rPr>
+        <w:t>Florence Griessen et Guillaume Roduit  ·  2026</w:t>
       </w:r>
     </w:p>
+    <w:p>
+      <w:pPr>
+        <w:spacing w:after="40"/>
+        <w:jc w:val="center"/>
+        <w:rPr>
+          <w:color w:val="595959"/>
+          <w:sz w:val="20"/>
+          <w:szCs w:val="20"/>
+        </w:rPr>
+      </w:pPr>
+      <w:r>
+        <w:rPr>
+          <w:color w:val="595959"/>
+          <w:sz w:val="20"/>
+          <w:szCs w:val="20"/>
+        </w:rPr>
+        <w:t>En collaboration avec Dr. Cherine Fahim, CAS en neuroscience de l'éducation, Université de Fribourg et Endoxa Neuroscience.</w:t>
+      </w:r>
+    </w:p>
+    <w:p/>
     <w:p>
       <w:pPr>
         <w:pStyle w:val="Titre1"/>
@@ -784,12 +767,6 @@
         <w:gridCol w:w="4700"/>
       </w:tblGrid>
       <w:tr>
-        <w:tblPrEx>
-          <w:tblCellMar>
-            <w:top w:w="0" w:type="dxa"/>
-            <w:bottom w:w="0" w:type="dxa"/>
-          </w:tblCellMar>
-        </w:tblPrEx>
         <w:trPr>
           <w:tblHeader/>
         </w:trPr>
@@ -943,12 +920,6 @@
         </w:tc>
       </w:tr>
       <w:tr>
-        <w:tblPrEx>
-          <w:tblCellMar>
-            <w:top w:w="0" w:type="dxa"/>
-            <w:bottom w:w="0" w:type="dxa"/>
-          </w:tblCellMar>
-        </w:tblPrEx>
         <w:tc>
           <w:tcPr>
             <w:tcW w:w="4100" w:type="dxa"/>
@@ -1090,12 +1061,6 @@
         </w:tc>
       </w:tr>
       <w:tr>
-        <w:tblPrEx>
-          <w:tblCellMar>
-            <w:top w:w="0" w:type="dxa"/>
-            <w:bottom w:w="0" w:type="dxa"/>
-          </w:tblCellMar>
-        </w:tblPrEx>
         <w:tc>
           <w:tcPr>
             <w:tcW w:w="4100" w:type="dxa"/>
@@ -1237,12 +1202,6 @@
         </w:tc>
       </w:tr>
       <w:tr>
-        <w:tblPrEx>
-          <w:tblCellMar>
-            <w:top w:w="0" w:type="dxa"/>
-            <w:bottom w:w="0" w:type="dxa"/>
-          </w:tblCellMar>
-        </w:tblPrEx>
         <w:tc>
           <w:tcPr>
             <w:tcW w:w="4100" w:type="dxa"/>
@@ -1378,9 +1337,139 @@
                 <w:sz w:val="18"/>
                 <w:szCs w:val="18"/>
               </w:rPr>
-              <w:t>Intégrer des pauses motrices régulières pour toute la classe (</w:t>
-            </w:r>
-            <w:proofErr w:type="spellStart"/>
+              <w:t>Intégrer des pauses motrices régulières pour toute la classe (brain breaks).</w:t>
+            </w:r>
+          </w:p>
+        </w:tc>
+      </w:tr>
+      <w:tr>
+        <w:tc>
+          <w:tcPr>
+            <w:tcW w:w="4100" w:type="dxa"/>
+            <w:tcBorders>
+              <w:top w:val="single" w:sz="4" w:space="0" w:color="B8C9D9"/>
+              <w:left w:val="single" w:sz="4" w:space="0" w:color="B8C9D9"/>
+              <w:bottom w:val="single" w:sz="4" w:space="0" w:color="B8C9D9"/>
+              <w:right w:val="single" w:sz="4" w:space="0" w:color="B8C9D9"/>
+            </w:tcBorders>
+            <w:tcMar>
+              <w:top w:w="160" w:type="dxa"/>
+              <w:left w:w="80" w:type="dxa"/>
+              <w:bottom w:w="160" w:type="dxa"/>
+              <w:right w:w="80" w:type="dxa"/>
+            </w:tcMar>
+            <w:vAlign w:val="center"/>
+          </w:tcPr>
+          <w:p>
+            <w:pPr>
+              <w:rPr>
+                <w:sz w:val="20"/>
+                <w:szCs w:val="20"/>
+              </w:rPr>
+            </w:pPr>
+            <w:r>
+              <w:rPr>
+                <w:sz w:val="18"/>
+                <w:szCs w:val="18"/>
+              </w:rPr>
+              <w:t>Frappe, pousse ou mord pour un jouet</w:t>
+            </w:r>
+          </w:p>
+        </w:tc>
+        <w:tc>
+          <w:tcPr>
+            <w:tcW w:w="700" w:type="dxa"/>
+            <w:tcBorders>
+              <w:top w:val="single" w:sz="4" w:space="0" w:color="B8C9D9"/>
+              <w:left w:val="single" w:sz="4" w:space="0" w:color="B8C9D9"/>
+              <w:bottom w:val="single" w:sz="4" w:space="0" w:color="B8C9D9"/>
+              <w:right w:val="single" w:sz="4" w:space="0" w:color="B8C9D9"/>
+            </w:tcBorders>
+            <w:shd w:val="clear" w:color="auto" w:fill="E0E7FF"/>
+            <w:tcMar>
+              <w:top w:w="120" w:type="dxa"/>
+              <w:left w:w="80" w:type="dxa"/>
+              <w:bottom w:w="120" w:type="dxa"/>
+              <w:right w:w="80" w:type="dxa"/>
+            </w:tcMar>
+            <w:vAlign w:val="center"/>
+          </w:tcPr>
+          <w:p>
+            <w:pPr>
+              <w:jc w:val="center"/>
+              <w:rPr>
+                <w:sz w:val="20"/>
+                <w:szCs w:val="20"/>
+              </w:rPr>
+            </w:pPr>
+            <w:r>
+              <w:rPr>
+                <w:b/>
+                <w:bCs/>
+                <w:sz w:val="18"/>
+                <w:szCs w:val="18"/>
+              </w:rPr>
+              <w:t>TAN</w:t>
+            </w:r>
+          </w:p>
+        </w:tc>
+        <w:tc>
+          <w:tcPr>
+            <w:tcW w:w="5000" w:type="dxa"/>
+            <w:tcBorders>
+              <w:top w:val="single" w:sz="4" w:space="0" w:color="B8C9D9"/>
+              <w:left w:val="single" w:sz="4" w:space="0" w:color="B8C9D9"/>
+              <w:bottom w:val="single" w:sz="4" w:space="0" w:color="B8C9D9"/>
+              <w:right w:val="single" w:sz="4" w:space="0" w:color="B8C9D9"/>
+            </w:tcBorders>
+            <w:tcMar>
+              <w:top w:w="160" w:type="dxa"/>
+              <w:left w:w="80" w:type="dxa"/>
+              <w:bottom w:w="160" w:type="dxa"/>
+              <w:right w:w="80" w:type="dxa"/>
+            </w:tcMar>
+            <w:vAlign w:val="center"/>
+          </w:tcPr>
+          <w:p>
+            <w:pPr>
+              <w:rPr>
+                <w:sz w:val="20"/>
+                <w:szCs w:val="20"/>
+              </w:rPr>
+            </w:pPr>
+            <w:r>
+              <w:rPr>
+                <w:sz w:val="18"/>
+                <w:szCs w:val="18"/>
+              </w:rPr>
+              <w:t>Enseigner explicitement les scripts de demande (« est-ce que je peux l'avoir après toi ? »). Mettre en place un système de tour de rôle visible.</w:t>
+            </w:r>
+          </w:p>
+        </w:tc>
+        <w:tc>
+          <w:tcPr>
+            <w:tcW w:w="4700" w:type="dxa"/>
+            <w:tcBorders>
+              <w:top w:val="single" w:sz="4" w:space="0" w:color="B8C9D9"/>
+              <w:left w:val="single" w:sz="4" w:space="0" w:color="B8C9D9"/>
+              <w:bottom w:val="single" w:sz="4" w:space="0" w:color="B8C9D9"/>
+              <w:right w:val="single" w:sz="4" w:space="0" w:color="B8C9D9"/>
+            </w:tcBorders>
+            <w:tcMar>
+              <w:top w:w="160" w:type="dxa"/>
+              <w:left w:w="80" w:type="dxa"/>
+              <w:bottom w:w="160" w:type="dxa"/>
+              <w:right w:w="80" w:type="dxa"/>
+            </w:tcMar>
+            <w:vAlign w:val="center"/>
+          </w:tcPr>
+          <w:p>
+            <w:pPr>
+              <w:rPr>
+                <w:sz w:val="20"/>
+                <w:szCs w:val="20"/>
+              </w:rPr>
+            </w:pPr>
             <w:r>
               <w:rPr>
                 <w:i/>
@@ -1389,9 +1478,139 @@
                 <w:sz w:val="18"/>
                 <w:szCs w:val="18"/>
               </w:rPr>
-              <w:t>brain</w:t>
-            </w:r>
-            <w:proofErr w:type="spellEnd"/>
+              <w:t>Multiplier les exemplaires des objets très convoités quand c'est possible. Anticiper les transitions.</w:t>
+            </w:r>
+          </w:p>
+        </w:tc>
+      </w:tr>
+      <w:tr>
+        <w:tc>
+          <w:tcPr>
+            <w:tcW w:w="4100" w:type="dxa"/>
+            <w:tcBorders>
+              <w:top w:val="single" w:sz="4" w:space="0" w:color="B8C9D9"/>
+              <w:left w:val="single" w:sz="4" w:space="0" w:color="B8C9D9"/>
+              <w:bottom w:val="single" w:sz="4" w:space="0" w:color="B8C9D9"/>
+              <w:right w:val="single" w:sz="4" w:space="0" w:color="B8C9D9"/>
+            </w:tcBorders>
+            <w:tcMar>
+              <w:top w:w="160" w:type="dxa"/>
+              <w:left w:w="80" w:type="dxa"/>
+              <w:bottom w:w="160" w:type="dxa"/>
+              <w:right w:w="80" w:type="dxa"/>
+            </w:tcMar>
+            <w:vAlign w:val="center"/>
+          </w:tcPr>
+          <w:p>
+            <w:pPr>
+              <w:rPr>
+                <w:sz w:val="20"/>
+                <w:szCs w:val="20"/>
+              </w:rPr>
+            </w:pPr>
+            <w:r>
+              <w:rPr>
+                <w:sz w:val="18"/>
+                <w:szCs w:val="18"/>
+              </w:rPr>
+              <w:t>Refuse catégoriquement d'entrer en classe</w:t>
+            </w:r>
+          </w:p>
+        </w:tc>
+        <w:tc>
+          <w:tcPr>
+            <w:tcW w:w="700" w:type="dxa"/>
+            <w:tcBorders>
+              <w:top w:val="single" w:sz="4" w:space="0" w:color="B8C9D9"/>
+              <w:left w:val="single" w:sz="4" w:space="0" w:color="B8C9D9"/>
+              <w:bottom w:val="single" w:sz="4" w:space="0" w:color="B8C9D9"/>
+              <w:right w:val="single" w:sz="4" w:space="0" w:color="B8C9D9"/>
+            </w:tcBorders>
+            <w:shd w:val="clear" w:color="auto" w:fill="FEF3C7"/>
+            <w:tcMar>
+              <w:top w:w="120" w:type="dxa"/>
+              <w:left w:w="80" w:type="dxa"/>
+              <w:bottom w:w="120" w:type="dxa"/>
+              <w:right w:w="80" w:type="dxa"/>
+            </w:tcMar>
+            <w:vAlign w:val="center"/>
+          </w:tcPr>
+          <w:p>
+            <w:pPr>
+              <w:jc w:val="center"/>
+              <w:rPr>
+                <w:sz w:val="20"/>
+                <w:szCs w:val="20"/>
+              </w:rPr>
+            </w:pPr>
+            <w:r>
+              <w:rPr>
+                <w:b/>
+                <w:bCs/>
+                <w:sz w:val="18"/>
+                <w:szCs w:val="18"/>
+              </w:rPr>
+              <w:t>ÉVI</w:t>
+            </w:r>
+          </w:p>
+        </w:tc>
+        <w:tc>
+          <w:tcPr>
+            <w:tcW w:w="5000" w:type="dxa"/>
+            <w:tcBorders>
+              <w:top w:val="single" w:sz="4" w:space="0" w:color="B8C9D9"/>
+              <w:left w:val="single" w:sz="4" w:space="0" w:color="B8C9D9"/>
+              <w:bottom w:val="single" w:sz="4" w:space="0" w:color="B8C9D9"/>
+              <w:right w:val="single" w:sz="4" w:space="0" w:color="B8C9D9"/>
+            </w:tcBorders>
+            <w:tcMar>
+              <w:top w:w="160" w:type="dxa"/>
+              <w:left w:w="80" w:type="dxa"/>
+              <w:bottom w:w="160" w:type="dxa"/>
+              <w:right w:w="80" w:type="dxa"/>
+            </w:tcMar>
+            <w:vAlign w:val="center"/>
+          </w:tcPr>
+          <w:p>
+            <w:pPr>
+              <w:rPr>
+                <w:sz w:val="20"/>
+                <w:szCs w:val="20"/>
+              </w:rPr>
+            </w:pPr>
+            <w:r>
+              <w:rPr>
+                <w:sz w:val="18"/>
+                <w:szCs w:val="18"/>
+              </w:rPr>
+              <w:t>Ritualiser l'entrée (routine prévisible). Temps de transition court autorisé (5 min dans un coin calme) avant l'activité.</w:t>
+            </w:r>
+          </w:p>
+        </w:tc>
+        <w:tc>
+          <w:tcPr>
+            <w:tcW w:w="4700" w:type="dxa"/>
+            <w:tcBorders>
+              <w:top w:val="single" w:sz="4" w:space="0" w:color="B8C9D9"/>
+              <w:left w:val="single" w:sz="4" w:space="0" w:color="B8C9D9"/>
+              <w:bottom w:val="single" w:sz="4" w:space="0" w:color="B8C9D9"/>
+              <w:right w:val="single" w:sz="4" w:space="0" w:color="B8C9D9"/>
+            </w:tcBorders>
+            <w:tcMar>
+              <w:top w:w="160" w:type="dxa"/>
+              <w:left w:w="80" w:type="dxa"/>
+              <w:bottom w:w="160" w:type="dxa"/>
+              <w:right w:w="80" w:type="dxa"/>
+            </w:tcMar>
+            <w:vAlign w:val="center"/>
+          </w:tcPr>
+          <w:p>
+            <w:pPr>
+              <w:rPr>
+                <w:sz w:val="20"/>
+                <w:szCs w:val="20"/>
+              </w:rPr>
+            </w:pPr>
             <w:r>
               <w:rPr>
                 <w:i/>
@@ -1400,18 +1619,12 @@
                 <w:sz w:val="18"/>
                 <w:szCs w:val="18"/>
               </w:rPr>
-              <w:t xml:space="preserve"> breaks).</w:t>
+              <w:t>Identifier le déclencheur précis (bruit, enseignant, matière) et ajuster cet antécédent.</w:t>
             </w:r>
           </w:p>
         </w:tc>
       </w:tr>
       <w:tr>
-        <w:tblPrEx>
-          <w:tblCellMar>
-            <w:top w:w="0" w:type="dxa"/>
-            <w:bottom w:w="0" w:type="dxa"/>
-          </w:tblCellMar>
-        </w:tblPrEx>
         <w:tc>
           <w:tcPr>
             <w:tcW w:w="4100" w:type="dxa"/>
@@ -1441,7 +1654,7 @@
                 <w:sz w:val="18"/>
                 <w:szCs w:val="18"/>
               </w:rPr>
-              <w:t>Frappe, pousse ou mord pour un jouet</w:t>
+              <w:t>Crie, tape du pied pendant un exercice</w:t>
             </w:r>
           </w:p>
         </w:tc>
@@ -1454,7 +1667,7 @@
               <w:bottom w:val="single" w:sz="4" w:space="0" w:color="B8C9D9"/>
               <w:right w:val="single" w:sz="4" w:space="0" w:color="B8C9D9"/>
             </w:tcBorders>
-            <w:shd w:val="clear" w:color="auto" w:fill="E0E7FF"/>
+            <w:shd w:val="clear" w:color="auto" w:fill="FEF3C7"/>
             <w:tcMar>
               <w:top w:w="120" w:type="dxa"/>
               <w:left w:w="80" w:type="dxa"/>
@@ -1478,7 +1691,7 @@
                 <w:sz w:val="18"/>
                 <w:szCs w:val="18"/>
               </w:rPr>
-              <w:t>TAN</w:t>
+              <w:t>ÉVI</w:t>
             </w:r>
           </w:p>
         </w:tc>
@@ -1511,7 +1724,7 @@
                 <w:sz w:val="18"/>
                 <w:szCs w:val="18"/>
               </w:rPr>
-              <w:t>Enseigner explicitement les scripts de demande (« est-ce que je peux l'avoir après toi ? »). Mettre en place un système de tour de rôle visible.</w:t>
+              <w:t>Carte « pause » utilisable sans demander ; fractionnement de l'exercice en étapes courtes ; signal d'aide non verbal.</w:t>
             </w:r>
           </w:p>
         </w:tc>
@@ -1547,18 +1760,12 @@
                 <w:sz w:val="18"/>
                 <w:szCs w:val="18"/>
               </w:rPr>
-              <w:t>Multiplier les exemplaires des objets très convoités quand c'est possible. Anticiper les transitions.</w:t>
+              <w:t>Simplifier la tâche sans la supprimer. Féliciter chaque étape franchie.</w:t>
             </w:r>
           </w:p>
         </w:tc>
       </w:tr>
       <w:tr>
-        <w:tblPrEx>
-          <w:tblCellMar>
-            <w:top w:w="0" w:type="dxa"/>
-            <w:bottom w:w="0" w:type="dxa"/>
-          </w:tblCellMar>
-        </w:tblPrEx>
         <w:tc>
           <w:tcPr>
             <w:tcW w:w="4100" w:type="dxa"/>
@@ -1588,7 +1795,7 @@
                 <w:sz w:val="18"/>
                 <w:szCs w:val="18"/>
               </w:rPr>
-              <w:t>Refuse catégoriquement d'entrer en classe</w:t>
+              <w:t>Interrompt la maîtresse en répétant son prénom</w:t>
             </w:r>
           </w:p>
         </w:tc>
@@ -1601,7 +1808,7 @@
               <w:bottom w:val="single" w:sz="4" w:space="0" w:color="B8C9D9"/>
               <w:right w:val="single" w:sz="4" w:space="0" w:color="B8C9D9"/>
             </w:tcBorders>
-            <w:shd w:val="clear" w:color="auto" w:fill="FEF3C7"/>
+            <w:shd w:val="clear" w:color="auto" w:fill="DBEAFE"/>
             <w:tcMar>
               <w:top w:w="120" w:type="dxa"/>
               <w:left w:w="80" w:type="dxa"/>
@@ -1625,7 +1832,7 @@
                 <w:sz w:val="18"/>
                 <w:szCs w:val="18"/>
               </w:rPr>
-              <w:t>ÉVI</w:t>
+              <w:t>ATT</w:t>
             </w:r>
           </w:p>
         </w:tc>
@@ -1658,7 +1865,7 @@
                 <w:sz w:val="18"/>
                 <w:szCs w:val="18"/>
               </w:rPr>
-              <w:t>Ritualiser l'entrée (routine prévisible). Temps de transition court autorisé (5 min dans un coin calme) avant l'activité.</w:t>
+              <w:t>Système de jetons « attention » : 3 jetons par demi-journée que l'enfant peut échanger contre un moment d'attention dédié.</w:t>
             </w:r>
           </w:p>
         </w:tc>
@@ -1694,18 +1901,12 @@
                 <w:sz w:val="18"/>
                 <w:szCs w:val="18"/>
               </w:rPr>
-              <w:t>Identifier le déclencheur précis (bruit, enseignant, matière) et ajuster cet antécédent.</w:t>
+              <w:t>Répondre brièvement sans interrompre la classe. Prévoir un moment d'échange réservé.</w:t>
             </w:r>
           </w:p>
         </w:tc>
       </w:tr>
       <w:tr>
-        <w:tblPrEx>
-          <w:tblCellMar>
-            <w:top w:w="0" w:type="dxa"/>
-            <w:bottom w:w="0" w:type="dxa"/>
-          </w:tblCellMar>
-        </w:tblPrEx>
         <w:tc>
           <w:tcPr>
             <w:tcW w:w="4100" w:type="dxa"/>
@@ -1735,7 +1936,7 @@
                 <w:sz w:val="18"/>
                 <w:szCs w:val="18"/>
               </w:rPr>
-              <w:t>Crie, tape du pied pendant un exercice</w:t>
+              <w:t>Mordille ses vêtements, suce son pouce</w:t>
             </w:r>
           </w:p>
         </w:tc>
@@ -1748,7 +1949,7 @@
               <w:bottom w:val="single" w:sz="4" w:space="0" w:color="B8C9D9"/>
               <w:right w:val="single" w:sz="4" w:space="0" w:color="B8C9D9"/>
             </w:tcBorders>
-            <w:shd w:val="clear" w:color="auto" w:fill="FEF3C7"/>
+            <w:shd w:val="clear" w:color="auto" w:fill="DCFCE7"/>
             <w:tcMar>
               <w:top w:w="120" w:type="dxa"/>
               <w:left w:w="80" w:type="dxa"/>
@@ -1772,7 +1973,7 @@
                 <w:sz w:val="18"/>
                 <w:szCs w:val="18"/>
               </w:rPr>
-              <w:t>ÉVI</w:t>
+              <w:t>AUT</w:t>
             </w:r>
           </w:p>
         </w:tc>
@@ -1805,7 +2006,7 @@
                 <w:sz w:val="18"/>
                 <w:szCs w:val="18"/>
               </w:rPr>
-              <w:t>Carte « pause » utilisable sans demander ; fractionnement de l'exercice en étapes courtes ; signal d'aide non verbal.</w:t>
+              <w:t>Proposer une alternative sensorielle adaptée (chewelry, fidget oral, gomme autorisée).</w:t>
             </w:r>
           </w:p>
         </w:tc>
@@ -1841,344 +2042,12 @@
                 <w:sz w:val="18"/>
                 <w:szCs w:val="18"/>
               </w:rPr>
-              <w:t>Simplifier la tâche sans la supprimer. Féliciter chaque étape franchie.</w:t>
+              <w:t>Ne pas sanctionner. Valider l'existence du besoin tout en proposant un outil plus discret.</w:t>
             </w:r>
           </w:p>
         </w:tc>
       </w:tr>
       <w:tr>
-        <w:tblPrEx>
-          <w:tblCellMar>
-            <w:top w:w="0" w:type="dxa"/>
-            <w:bottom w:w="0" w:type="dxa"/>
-          </w:tblCellMar>
-        </w:tblPrEx>
-        <w:tc>
-          <w:tcPr>
-            <w:tcW w:w="4100" w:type="dxa"/>
-            <w:tcBorders>
-              <w:top w:val="single" w:sz="4" w:space="0" w:color="B8C9D9"/>
-              <w:left w:val="single" w:sz="4" w:space="0" w:color="B8C9D9"/>
-              <w:bottom w:val="single" w:sz="4" w:space="0" w:color="B8C9D9"/>
-              <w:right w:val="single" w:sz="4" w:space="0" w:color="B8C9D9"/>
-            </w:tcBorders>
-            <w:tcMar>
-              <w:top w:w="160" w:type="dxa"/>
-              <w:left w:w="80" w:type="dxa"/>
-              <w:bottom w:w="160" w:type="dxa"/>
-              <w:right w:w="80" w:type="dxa"/>
-            </w:tcMar>
-            <w:vAlign w:val="center"/>
-          </w:tcPr>
-          <w:p>
-            <w:pPr>
-              <w:rPr>
-                <w:sz w:val="20"/>
-                <w:szCs w:val="20"/>
-              </w:rPr>
-            </w:pPr>
-            <w:r>
-              <w:rPr>
-                <w:sz w:val="18"/>
-                <w:szCs w:val="18"/>
-              </w:rPr>
-              <w:t>Interrompt la maîtresse en répétant son prénom</w:t>
-            </w:r>
-          </w:p>
-        </w:tc>
-        <w:tc>
-          <w:tcPr>
-            <w:tcW w:w="700" w:type="dxa"/>
-            <w:tcBorders>
-              <w:top w:val="single" w:sz="4" w:space="0" w:color="B8C9D9"/>
-              <w:left w:val="single" w:sz="4" w:space="0" w:color="B8C9D9"/>
-              <w:bottom w:val="single" w:sz="4" w:space="0" w:color="B8C9D9"/>
-              <w:right w:val="single" w:sz="4" w:space="0" w:color="B8C9D9"/>
-            </w:tcBorders>
-            <w:shd w:val="clear" w:color="auto" w:fill="DBEAFE"/>
-            <w:tcMar>
-              <w:top w:w="120" w:type="dxa"/>
-              <w:left w:w="80" w:type="dxa"/>
-              <w:bottom w:w="120" w:type="dxa"/>
-              <w:right w:w="80" w:type="dxa"/>
-            </w:tcMar>
-            <w:vAlign w:val="center"/>
-          </w:tcPr>
-          <w:p>
-            <w:pPr>
-              <w:jc w:val="center"/>
-              <w:rPr>
-                <w:sz w:val="20"/>
-                <w:szCs w:val="20"/>
-              </w:rPr>
-            </w:pPr>
-            <w:r>
-              <w:rPr>
-                <w:b/>
-                <w:bCs/>
-                <w:sz w:val="18"/>
-                <w:szCs w:val="18"/>
-              </w:rPr>
-              <w:t>ATT</w:t>
-            </w:r>
-          </w:p>
-        </w:tc>
-        <w:tc>
-          <w:tcPr>
-            <w:tcW w:w="5000" w:type="dxa"/>
-            <w:tcBorders>
-              <w:top w:val="single" w:sz="4" w:space="0" w:color="B8C9D9"/>
-              <w:left w:val="single" w:sz="4" w:space="0" w:color="B8C9D9"/>
-              <w:bottom w:val="single" w:sz="4" w:space="0" w:color="B8C9D9"/>
-              <w:right w:val="single" w:sz="4" w:space="0" w:color="B8C9D9"/>
-            </w:tcBorders>
-            <w:tcMar>
-              <w:top w:w="160" w:type="dxa"/>
-              <w:left w:w="80" w:type="dxa"/>
-              <w:bottom w:w="160" w:type="dxa"/>
-              <w:right w:w="80" w:type="dxa"/>
-            </w:tcMar>
-            <w:vAlign w:val="center"/>
-          </w:tcPr>
-          <w:p>
-            <w:pPr>
-              <w:rPr>
-                <w:sz w:val="20"/>
-                <w:szCs w:val="20"/>
-              </w:rPr>
-            </w:pPr>
-            <w:r>
-              <w:rPr>
-                <w:sz w:val="18"/>
-                <w:szCs w:val="18"/>
-              </w:rPr>
-              <w:t>Système de jetons « attention » : 3 jetons par demi-journée que l'enfant peut échanger contre un moment d'attention dédié.</w:t>
-            </w:r>
-          </w:p>
-        </w:tc>
-        <w:tc>
-          <w:tcPr>
-            <w:tcW w:w="4700" w:type="dxa"/>
-            <w:tcBorders>
-              <w:top w:val="single" w:sz="4" w:space="0" w:color="B8C9D9"/>
-              <w:left w:val="single" w:sz="4" w:space="0" w:color="B8C9D9"/>
-              <w:bottom w:val="single" w:sz="4" w:space="0" w:color="B8C9D9"/>
-              <w:right w:val="single" w:sz="4" w:space="0" w:color="B8C9D9"/>
-            </w:tcBorders>
-            <w:tcMar>
-              <w:top w:w="160" w:type="dxa"/>
-              <w:left w:w="80" w:type="dxa"/>
-              <w:bottom w:w="160" w:type="dxa"/>
-              <w:right w:w="80" w:type="dxa"/>
-            </w:tcMar>
-            <w:vAlign w:val="center"/>
-          </w:tcPr>
-          <w:p>
-            <w:pPr>
-              <w:rPr>
-                <w:sz w:val="20"/>
-                <w:szCs w:val="20"/>
-              </w:rPr>
-            </w:pPr>
-            <w:r>
-              <w:rPr>
-                <w:i/>
-                <w:iCs/>
-                <w:color w:val="6B7280"/>
-                <w:sz w:val="18"/>
-                <w:szCs w:val="18"/>
-              </w:rPr>
-              <w:t>Répondre brièvement sans interrompre la classe. Prévoir un moment d'échange réservé.</w:t>
-            </w:r>
-          </w:p>
-        </w:tc>
-      </w:tr>
-      <w:tr>
-        <w:tblPrEx>
-          <w:tblCellMar>
-            <w:top w:w="0" w:type="dxa"/>
-            <w:bottom w:w="0" w:type="dxa"/>
-          </w:tblCellMar>
-        </w:tblPrEx>
-        <w:tc>
-          <w:tcPr>
-            <w:tcW w:w="4100" w:type="dxa"/>
-            <w:tcBorders>
-              <w:top w:val="single" w:sz="4" w:space="0" w:color="B8C9D9"/>
-              <w:left w:val="single" w:sz="4" w:space="0" w:color="B8C9D9"/>
-              <w:bottom w:val="single" w:sz="4" w:space="0" w:color="B8C9D9"/>
-              <w:right w:val="single" w:sz="4" w:space="0" w:color="B8C9D9"/>
-            </w:tcBorders>
-            <w:tcMar>
-              <w:top w:w="160" w:type="dxa"/>
-              <w:left w:w="80" w:type="dxa"/>
-              <w:bottom w:w="160" w:type="dxa"/>
-              <w:right w:w="80" w:type="dxa"/>
-            </w:tcMar>
-            <w:vAlign w:val="center"/>
-          </w:tcPr>
-          <w:p>
-            <w:pPr>
-              <w:rPr>
-                <w:sz w:val="20"/>
-                <w:szCs w:val="20"/>
-              </w:rPr>
-            </w:pPr>
-            <w:r>
-              <w:rPr>
-                <w:sz w:val="18"/>
-                <w:szCs w:val="18"/>
-              </w:rPr>
-              <w:t>Mordille ses vêtements, suce son pouce</w:t>
-            </w:r>
-          </w:p>
-        </w:tc>
-        <w:tc>
-          <w:tcPr>
-            <w:tcW w:w="700" w:type="dxa"/>
-            <w:tcBorders>
-              <w:top w:val="single" w:sz="4" w:space="0" w:color="B8C9D9"/>
-              <w:left w:val="single" w:sz="4" w:space="0" w:color="B8C9D9"/>
-              <w:bottom w:val="single" w:sz="4" w:space="0" w:color="B8C9D9"/>
-              <w:right w:val="single" w:sz="4" w:space="0" w:color="B8C9D9"/>
-            </w:tcBorders>
-            <w:shd w:val="clear" w:color="auto" w:fill="DCFCE7"/>
-            <w:tcMar>
-              <w:top w:w="120" w:type="dxa"/>
-              <w:left w:w="80" w:type="dxa"/>
-              <w:bottom w:w="120" w:type="dxa"/>
-              <w:right w:w="80" w:type="dxa"/>
-            </w:tcMar>
-            <w:vAlign w:val="center"/>
-          </w:tcPr>
-          <w:p>
-            <w:pPr>
-              <w:jc w:val="center"/>
-              <w:rPr>
-                <w:sz w:val="20"/>
-                <w:szCs w:val="20"/>
-              </w:rPr>
-            </w:pPr>
-            <w:r>
-              <w:rPr>
-                <w:b/>
-                <w:bCs/>
-                <w:sz w:val="18"/>
-                <w:szCs w:val="18"/>
-              </w:rPr>
-              <w:t>AUT</w:t>
-            </w:r>
-          </w:p>
-        </w:tc>
-        <w:tc>
-          <w:tcPr>
-            <w:tcW w:w="5000" w:type="dxa"/>
-            <w:tcBorders>
-              <w:top w:val="single" w:sz="4" w:space="0" w:color="B8C9D9"/>
-              <w:left w:val="single" w:sz="4" w:space="0" w:color="B8C9D9"/>
-              <w:bottom w:val="single" w:sz="4" w:space="0" w:color="B8C9D9"/>
-              <w:right w:val="single" w:sz="4" w:space="0" w:color="B8C9D9"/>
-            </w:tcBorders>
-            <w:tcMar>
-              <w:top w:w="160" w:type="dxa"/>
-              <w:left w:w="80" w:type="dxa"/>
-              <w:bottom w:w="160" w:type="dxa"/>
-              <w:right w:w="80" w:type="dxa"/>
-            </w:tcMar>
-            <w:vAlign w:val="center"/>
-          </w:tcPr>
-          <w:p>
-            <w:pPr>
-              <w:rPr>
-                <w:sz w:val="20"/>
-                <w:szCs w:val="20"/>
-              </w:rPr>
-            </w:pPr>
-            <w:r>
-              <w:rPr>
-                <w:sz w:val="18"/>
-                <w:szCs w:val="18"/>
-              </w:rPr>
-              <w:t>Proposer une alternative sensorielle adaptée (</w:t>
-            </w:r>
-            <w:proofErr w:type="spellStart"/>
-            <w:r>
-              <w:rPr>
-                <w:sz w:val="18"/>
-                <w:szCs w:val="18"/>
-              </w:rPr>
-              <w:t>chewelry</w:t>
-            </w:r>
-            <w:proofErr w:type="spellEnd"/>
-            <w:r>
-              <w:rPr>
-                <w:sz w:val="18"/>
-                <w:szCs w:val="18"/>
-              </w:rPr>
-              <w:t xml:space="preserve">, </w:t>
-            </w:r>
-            <w:proofErr w:type="spellStart"/>
-            <w:r>
-              <w:rPr>
-                <w:sz w:val="18"/>
-                <w:szCs w:val="18"/>
-              </w:rPr>
-              <w:t>fidget</w:t>
-            </w:r>
-            <w:proofErr w:type="spellEnd"/>
-            <w:r>
-              <w:rPr>
-                <w:sz w:val="18"/>
-                <w:szCs w:val="18"/>
-              </w:rPr>
-              <w:t xml:space="preserve"> oral, gomme autorisée).</w:t>
-            </w:r>
-          </w:p>
-        </w:tc>
-        <w:tc>
-          <w:tcPr>
-            <w:tcW w:w="4700" w:type="dxa"/>
-            <w:tcBorders>
-              <w:top w:val="single" w:sz="4" w:space="0" w:color="B8C9D9"/>
-              <w:left w:val="single" w:sz="4" w:space="0" w:color="B8C9D9"/>
-              <w:bottom w:val="single" w:sz="4" w:space="0" w:color="B8C9D9"/>
-              <w:right w:val="single" w:sz="4" w:space="0" w:color="B8C9D9"/>
-            </w:tcBorders>
-            <w:tcMar>
-              <w:top w:w="160" w:type="dxa"/>
-              <w:left w:w="80" w:type="dxa"/>
-              <w:bottom w:w="160" w:type="dxa"/>
-              <w:right w:w="80" w:type="dxa"/>
-            </w:tcMar>
-            <w:vAlign w:val="center"/>
-          </w:tcPr>
-          <w:p>
-            <w:pPr>
-              <w:rPr>
-                <w:sz w:val="20"/>
-                <w:szCs w:val="20"/>
-              </w:rPr>
-            </w:pPr>
-            <w:r>
-              <w:rPr>
-                <w:i/>
-                <w:iCs/>
-                <w:color w:val="6B7280"/>
-                <w:sz w:val="18"/>
-                <w:szCs w:val="18"/>
-              </w:rPr>
-              <w:t>Ne pas sanctionner. Valider l'existence du besoin tout en proposant un outil plus discret.</w:t>
-            </w:r>
-          </w:p>
-        </w:tc>
-      </w:tr>
-      <w:tr>
-        <w:tblPrEx>
-          <w:tblCellMar>
-            <w:top w:w="0" w:type="dxa"/>
-            <w:bottom w:w="0" w:type="dxa"/>
-          </w:tblCellMar>
-        </w:tblPrEx>
         <w:tc>
           <w:tcPr>
             <w:tcW w:w="4100" w:type="dxa"/>
@@ -2378,12 +2247,6 @@
         <w:gridCol w:w="4700"/>
       </w:tblGrid>
       <w:tr>
-        <w:tblPrEx>
-          <w:tblCellMar>
-            <w:top w:w="0" w:type="dxa"/>
-            <w:bottom w:w="0" w:type="dxa"/>
-          </w:tblCellMar>
-        </w:tblPrEx>
         <w:trPr>
           <w:tblHeader/>
         </w:trPr>
@@ -2537,12 +2400,6 @@
         </w:tc>
       </w:tr>
       <w:tr>
-        <w:tblPrEx>
-          <w:tblCellMar>
-            <w:top w:w="0" w:type="dxa"/>
-            <w:bottom w:w="0" w:type="dxa"/>
-          </w:tblCellMar>
-        </w:tblPrEx>
         <w:tc>
           <w:tcPr>
             <w:tcW w:w="4100" w:type="dxa"/>
@@ -2684,12 +2541,6 @@
         </w:tc>
       </w:tr>
       <w:tr>
-        <w:tblPrEx>
-          <w:tblCellMar>
-            <w:top w:w="0" w:type="dxa"/>
-            <w:bottom w:w="0" w:type="dxa"/>
-          </w:tblCellMar>
-        </w:tblPrEx>
         <w:tc>
           <w:tcPr>
             <w:tcW w:w="4100" w:type="dxa"/>
@@ -2831,12 +2682,6 @@
         </w:tc>
       </w:tr>
       <w:tr>
-        <w:tblPrEx>
-          <w:tblCellMar>
-            <w:top w:w="0" w:type="dxa"/>
-            <w:bottom w:w="0" w:type="dxa"/>
-          </w:tblCellMar>
-        </w:tblPrEx>
         <w:tc>
           <w:tcPr>
             <w:tcW w:w="4100" w:type="dxa"/>
@@ -2978,12 +2823,6 @@
         </w:tc>
       </w:tr>
       <w:tr>
-        <w:tblPrEx>
-          <w:tblCellMar>
-            <w:top w:w="0" w:type="dxa"/>
-            <w:bottom w:w="0" w:type="dxa"/>
-          </w:tblCellMar>
-        </w:tblPrEx>
         <w:tc>
           <w:tcPr>
             <w:tcW w:w="4100" w:type="dxa"/>
@@ -3125,12 +2964,6 @@
         </w:tc>
       </w:tr>
       <w:tr>
-        <w:tblPrEx>
-          <w:tblCellMar>
-            <w:top w:w="0" w:type="dxa"/>
-            <w:bottom w:w="0" w:type="dxa"/>
-          </w:tblCellMar>
-        </w:tblPrEx>
         <w:tc>
           <w:tcPr>
             <w:tcW w:w="4100" w:type="dxa"/>
@@ -3272,12 +3105,6 @@
         </w:tc>
       </w:tr>
       <w:tr>
-        <w:tblPrEx>
-          <w:tblCellMar>
-            <w:top w:w="0" w:type="dxa"/>
-            <w:bottom w:w="0" w:type="dxa"/>
-          </w:tblCellMar>
-        </w:tblPrEx>
         <w:tc>
           <w:tcPr>
             <w:tcW w:w="4100" w:type="dxa"/>
@@ -3419,12 +3246,6 @@
         </w:tc>
       </w:tr>
       <w:tr>
-        <w:tblPrEx>
-          <w:tblCellMar>
-            <w:top w:w="0" w:type="dxa"/>
-            <w:bottom w:w="0" w:type="dxa"/>
-          </w:tblCellMar>
-        </w:tblPrEx>
         <w:tc>
           <w:tcPr>
             <w:tcW w:w="4100" w:type="dxa"/>
@@ -3566,12 +3387,6 @@
         </w:tc>
       </w:tr>
       <w:tr>
-        <w:tblPrEx>
-          <w:tblCellMar>
-            <w:top w:w="0" w:type="dxa"/>
-            <w:bottom w:w="0" w:type="dxa"/>
-          </w:tblCellMar>
-        </w:tblPrEx>
         <w:tc>
           <w:tcPr>
             <w:tcW w:w="4100" w:type="dxa"/>
@@ -3713,12 +3528,6 @@
         </w:tc>
       </w:tr>
       <w:tr>
-        <w:tblPrEx>
-          <w:tblCellMar>
-            <w:top w:w="0" w:type="dxa"/>
-            <w:bottom w:w="0" w:type="dxa"/>
-          </w:tblCellMar>
-        </w:tblPrEx>
         <w:tc>
           <w:tcPr>
             <w:tcW w:w="4100" w:type="dxa"/>
@@ -3818,39 +3627,7 @@
                 <w:sz w:val="18"/>
                 <w:szCs w:val="18"/>
               </w:rPr>
-              <w:t xml:space="preserve">Carnet de dessin autorisé pendant les moments d'écoute. </w:t>
-            </w:r>
-            <w:proofErr w:type="spellStart"/>
-            <w:r>
-              <w:rPr>
-                <w:sz w:val="18"/>
-                <w:szCs w:val="18"/>
-              </w:rPr>
-              <w:t>Fidget</w:t>
-            </w:r>
-            <w:proofErr w:type="spellEnd"/>
-            <w:r>
-              <w:rPr>
-                <w:sz w:val="18"/>
-                <w:szCs w:val="18"/>
-              </w:rPr>
-              <w:t xml:space="preserve"> discret. Prise de notes visuelles (</w:t>
-            </w:r>
-            <w:proofErr w:type="spellStart"/>
-            <w:r>
-              <w:rPr>
-                <w:sz w:val="18"/>
-                <w:szCs w:val="18"/>
-              </w:rPr>
-              <w:t>sketchnoting</w:t>
-            </w:r>
-            <w:proofErr w:type="spellEnd"/>
-            <w:r>
-              <w:rPr>
-                <w:sz w:val="18"/>
-                <w:szCs w:val="18"/>
-              </w:rPr>
-              <w:t>).</w:t>
+              <w:t>Carnet de dessin autorisé pendant les moments d'écoute. Fidget discret. Prise de notes visuelles (sketchnoting).</w:t>
             </w:r>
           </w:p>
         </w:tc>
@@ -3892,12 +3669,6 @@
         </w:tc>
       </w:tr>
       <w:tr>
-        <w:tblPrEx>
-          <w:tblCellMar>
-            <w:top w:w="0" w:type="dxa"/>
-            <w:bottom w:w="0" w:type="dxa"/>
-          </w:tblCellMar>
-        </w:tblPrEx>
         <w:tc>
           <w:tcPr>
             <w:tcW w:w="4100" w:type="dxa"/>
@@ -3927,6 +3698,7 @@
                 <w:sz w:val="18"/>
                 <w:szCs w:val="18"/>
               </w:rPr>
+              <w:lastRenderedPageBreak/>
               <w:t>Se bagarre ou provoque des conflits physiques</w:t>
             </w:r>
           </w:p>
@@ -4052,7 +3824,6 @@
           <w:sz w:val="28"/>
           <w:szCs w:val="28"/>
         </w:rPr>
-        <w:lastRenderedPageBreak/>
         <w:t>Principes transversaux</w:t>
       </w:r>
     </w:p>
@@ -4198,12 +3969,6 @@
         <w:gridCol w:w="9026"/>
       </w:tblGrid>
       <w:tr>
-        <w:tblPrEx>
-          <w:tblCellMar>
-            <w:top w:w="0" w:type="dxa"/>
-            <w:bottom w:w="0" w:type="dxa"/>
-          </w:tblCellMar>
-        </w:tblPrEx>
         <w:tc>
           <w:tcPr>
             <w:tcW w:w="0" w:type="auto"/>
@@ -4442,6 +4207,7 @@
           <w:sz w:val="24"/>
           <w:szCs w:val="24"/>
         </w:rPr>
+        <w:lastRenderedPageBreak/>
         <w:t>4. L'importance du renforcement positif</w:t>
       </w:r>
     </w:p>
@@ -4662,15 +4428,7 @@
         <w:jc w:val="both"/>
       </w:pPr>
       <w:r>
-        <w:t>Fréquence initiale du comportement (</w:t>
-      </w:r>
-      <w:proofErr w:type="spellStart"/>
-      <w:r>
-        <w:t>baseline</w:t>
-      </w:r>
-      <w:proofErr w:type="spellEnd"/>
-      <w:r>
-        <w:t xml:space="preserve"> sur 1-2 semaines).</w:t>
+        <w:t>Fréquence initiale du comportement (baseline sur 1-2 semaines).</w:t>
       </w:r>
     </w:p>
     <w:p>
@@ -4733,10 +4491,12 @@
           <w:sz w:val="20"/>
           <w:szCs w:val="20"/>
         </w:rPr>
+        <w:lastRenderedPageBreak/>
         <w:t>— Fiche-pistes associée à la notice « Analyse fonctionnelle du comportement » —</w:t>
       </w:r>
     </w:p>
     <w:sectPr>
+      <w:footerReference w:type="default" r:id="rId10"/>
       <w:pgSz w:w="16838" w:h="11906" w:orient="landscape"/>
       <w:pgMar w:top="720" w:right="720" w:bottom="720" w:left="720" w:header="708" w:footer="708" w:gutter="0"/>
       <w:cols w:space="720"/>
@@ -4744,6 +4504,128 @@
     </w:sectPr>
   </w:body>
 </w:document>
+</file>
+
+<file path=word/endnotes.xml><?xml version="1.0" encoding="utf-8"?>
+<w:endnotes xmlns:wpc="http://schemas.microsoft.com/office/word/2010/wordprocessingCanvas" xmlns:cx="http://schemas.microsoft.com/office/drawing/2014/chartex" xmlns:cx1="http://schemas.microsoft.com/office/drawing/2015/9/8/chartex" xmlns:cx2="http://schemas.microsoft.com/office/drawing/2015/10/21/chartex" xmlns:cx3="http://schemas.microsoft.com/office/drawing/2016/5/9/chartex" xmlns:cx4="http://schemas.microsoft.com/office/drawing/2016/5/10/chartex" xmlns:cx5="http://schemas.microsoft.com/office/drawing/2016/5/11/chartex" xmlns:cx6="http://schemas.microsoft.com/office/drawing/2016/5/12/chartex" xmlns:cx7="http://schemas.microsoft.com/office/drawing/2016/5/13/chartex" xmlns:cx8="http://schemas.microsoft.com/office/drawing/2016/5/14/chartex" xmlns:mc="http://schemas.openxmlformats.org/markup-compatibility/2006" xmlns:aink="http://schemas.microsoft.com/office/drawing/2016/ink" xmlns:am3d="http://schemas.microsoft.com/office/drawing/2017/model3d" xmlns:o="urn:schemas-microsoft-com:office:office" xmlns:oel="http://schemas.microsoft.com/office/2019/extlst" xmlns:r="http://schemas.openxmlformats.org/officeDocument/2006/relationships" xmlns:m="http://schemas.openxmlformats.org/officeDocument/2006/math" xmlns:v="urn:schemas-microsoft-com:vml" xmlns:wp14="http://schemas.microsoft.com/office/word/2010/wordprocessingDrawing" xmlns:wp="http://schemas.openxmlformats.org/drawingml/2006/wordprocessingDrawing" xmlns:w10="urn:schemas-microsoft-com:office:word" xmlns:w="http://schemas.openxmlformats.org/wordprocessingml/2006/main" xmlns:w14="http://schemas.microsoft.com/office/word/2010/wordml" xmlns:w15="http://schemas.microsoft.com/office/word/2012/wordml" xmlns:w16cex="http://schemas.microsoft.com/office/word/2018/wordml/cex" xmlns:w16cid="http://schemas.microsoft.com/office/word/2016/wordml/cid" xmlns:w16="http://schemas.microsoft.com/office/word/2018/wordml" xmlns:w16du="http://schemas.microsoft.com/office/word/2023/wordml/word16du" xmlns:w16sdtdh="http://schemas.microsoft.com/office/word/2020/wordml/sdtdatahash" xmlns:w16sdtfl="http://schemas.microsoft.com/office/word/2024/wordml/sdtformatlock" xmlns:w16se="http://schemas.microsoft.com/office/word/2015/wordml/symex" xmlns:wpg="http://schemas.microsoft.com/office/word/2010/wordprocessingGroup" xmlns:wpi="http://schemas.microsoft.com/office/word/2010/wordprocessingInk" xmlns:wne="http://schemas.microsoft.com/office/word/2006/wordml" xmlns:wps="http://schemas.microsoft.com/office/word/2010/wordprocessingShape" mc:Ignorable="w14 w15 w16se w16cid w16 w16cex w16sdtdh w16sdtfl w16du wp14">
+  <w:endnote w:type="separator" w:id="-1">
+    <w:p>
+      <w:r>
+        <w:separator/>
+      </w:r>
+    </w:p>
+  </w:endnote>
+  <w:endnote w:type="continuationSeparator" w:id="0">
+    <w:p>
+      <w:r>
+        <w:continuationSeparator/>
+      </w:r>
+    </w:p>
+  </w:endnote>
+</w:endnotes>
+</file>
+
+<file path=word/footer1.xml><?xml version="1.0" encoding="utf-8"?>
+<w:ftr xmlns:wpc="http://schemas.microsoft.com/office/word/2010/wordprocessingCanvas" xmlns:cx="http://schemas.microsoft.com/office/drawing/2014/chartex" xmlns:cx1="http://schemas.microsoft.com/office/drawing/2015/9/8/chartex" xmlns:cx2="http://schemas.microsoft.com/office/drawing/2015/10/21/chartex" xmlns:cx3="http://schemas.microsoft.com/office/drawing/2016/5/9/chartex" xmlns:cx4="http://schemas.microsoft.com/office/drawing/2016/5/10/chartex" xmlns:cx5="http://schemas.microsoft.com/office/drawing/2016/5/11/chartex" xmlns:cx6="http://schemas.microsoft.com/office/drawing/2016/5/12/chartex" xmlns:cx7="http://schemas.microsoft.com/office/drawing/2016/5/13/chartex" xmlns:cx8="http://schemas.microsoft.com/office/drawing/2016/5/14/chartex" xmlns:mc="http://schemas.openxmlformats.org/markup-compatibility/2006" xmlns:aink="http://schemas.microsoft.com/office/drawing/2016/ink" xmlns:am3d="http://schemas.microsoft.com/office/drawing/2017/model3d" xmlns:o="urn:schemas-microsoft-com:office:office" xmlns:oel="http://schemas.microsoft.com/office/2019/extlst" xmlns:r="http://schemas.openxmlformats.org/officeDocument/2006/relationships" xmlns:m="http://schemas.openxmlformats.org/officeDocument/2006/math" xmlns:v="urn:schemas-microsoft-com:vml" xmlns:wp14="http://schemas.microsoft.com/office/word/2010/wordprocessingDrawing" xmlns:wp="http://schemas.openxmlformats.org/drawingml/2006/wordprocessingDrawing" xmlns:w10="urn:schemas-microsoft-com:office:word" xmlns:w="http://schemas.openxmlformats.org/wordprocessingml/2006/main" xmlns:w14="http://schemas.microsoft.com/office/word/2010/wordml" xmlns:w15="http://schemas.microsoft.com/office/word/2012/wordml" xmlns:w16cex="http://schemas.microsoft.com/office/word/2018/wordml/cex" xmlns:w16cid="http://schemas.microsoft.com/office/word/2016/wordml/cid" xmlns:w16="http://schemas.microsoft.com/office/word/2018/wordml" xmlns:w16du="http://schemas.microsoft.com/office/word/2023/wordml/word16du" xmlns:w16sdtdh="http://schemas.microsoft.com/office/word/2020/wordml/sdtdatahash" xmlns:w16sdtfl="http://schemas.microsoft.com/office/word/2024/wordml/sdtformatlock" xmlns:w16se="http://schemas.microsoft.com/office/word/2015/wordml/symex" xmlns:wpg="http://schemas.microsoft.com/office/word/2010/wordprocessingGroup" xmlns:wpi="http://schemas.microsoft.com/office/word/2010/wordprocessingInk" xmlns:wne="http://schemas.microsoft.com/office/word/2006/wordml" xmlns:wps="http://schemas.microsoft.com/office/word/2010/wordprocessingShape" mc:Ignorable="w14 w15 w16se w16cid w16 w16cex w16sdtdh w16sdtfl w16du wp14">
+  <w:sdt>
+    <w:sdtPr>
+      <w:rPr>
+        <w:lang w:val="fr-FR"/>
+      </w:rPr>
+      <w:id w:val="-268779407"/>
+      <w:docPartObj>
+        <w:docPartGallery w:val="Page Numbers (Bottom of Page)"/>
+        <w:docPartUnique/>
+      </w:docPartObj>
+    </w:sdtPr>
+    <w:sdtEndPr>
+      <w:rPr>
+        <w:rFonts w:ascii="Calibri" w:hAnsi="Calibri" w:cs="Calibri"/>
+        <w:lang w:val="fr-CH"/>
+      </w:rPr>
+    </w:sdtEndPr>
+    <w:sdtContent>
+      <w:p>
+        <w:pPr>
+          <w:pStyle w:val="Pieddepage"/>
+          <w:jc w:val="right"/>
+          <w:rPr>
+            <w:rFonts w:ascii="Calibri" w:hAnsi="Calibri" w:cs="Calibri"/>
+          </w:rPr>
+        </w:pPr>
+        <w:r>
+          <w:rPr>
+            <w:rFonts w:ascii="Calibri" w:hAnsi="Calibri" w:cs="Calibri"/>
+            <w:lang w:val="fr-FR"/>
+          </w:rPr>
+          <w:t xml:space="preserve">Page | </w:t>
+        </w:r>
+        <w:r>
+          <w:rPr>
+            <w:rFonts w:ascii="Calibri" w:hAnsi="Calibri" w:cs="Calibri"/>
+          </w:rPr>
+          <w:fldChar w:fldCharType="begin"/>
+        </w:r>
+        <w:r>
+          <w:rPr>
+            <w:rFonts w:ascii="Calibri" w:hAnsi="Calibri" w:cs="Calibri"/>
+          </w:rPr>
+          <w:instrText>PAGE   \* MERGEFORMAT</w:instrText>
+        </w:r>
+        <w:r>
+          <w:rPr>
+            <w:rFonts w:ascii="Calibri" w:hAnsi="Calibri" w:cs="Calibri"/>
+          </w:rPr>
+          <w:fldChar w:fldCharType="separate"/>
+        </w:r>
+        <w:r>
+          <w:rPr>
+            <w:rFonts w:ascii="Calibri" w:hAnsi="Calibri" w:cs="Calibri"/>
+            <w:lang w:val="fr-FR"/>
+          </w:rPr>
+          <w:t>2</w:t>
+        </w:r>
+        <w:r>
+          <w:rPr>
+            <w:rFonts w:ascii="Calibri" w:hAnsi="Calibri" w:cs="Calibri"/>
+          </w:rPr>
+          <w:fldChar w:fldCharType="end"/>
+        </w:r>
+        <w:r>
+          <w:rPr>
+            <w:rFonts w:ascii="Calibri" w:hAnsi="Calibri" w:cs="Calibri"/>
+            <w:lang w:val="fr-FR"/>
+          </w:rPr>
+          <w:t xml:space="preserve"> </w:t>
+        </w:r>
+      </w:p>
+    </w:sdtContent>
+  </w:sdt>
+  <w:p>
+    <w:pPr>
+      <w:pStyle w:val="Pieddepage"/>
+    </w:pPr>
+  </w:p>
+</w:ftr>
+</file>
+
+<file path=word/footnotes.xml><?xml version="1.0" encoding="utf-8"?>
+<w:footnotes xmlns:wpc="http://schemas.microsoft.com/office/word/2010/wordprocessingCanvas" xmlns:cx="http://schemas.microsoft.com/office/drawing/2014/chartex" xmlns:cx1="http://schemas.microsoft.com/office/drawing/2015/9/8/chartex" xmlns:cx2="http://schemas.microsoft.com/office/drawing/2015/10/21/chartex" xmlns:cx3="http://schemas.microsoft.com/office/drawing/2016/5/9/chartex" xmlns:cx4="http://schemas.microsoft.com/office/drawing/2016/5/10/chartex" xmlns:cx5="http://schemas.microsoft.com/office/drawing/2016/5/11/chartex" xmlns:cx6="http://schemas.microsoft.com/office/drawing/2016/5/12/chartex" xmlns:cx7="http://schemas.microsoft.com/office/drawing/2016/5/13/chartex" xmlns:cx8="http://schemas.microsoft.com/office/drawing/2016/5/14/chartex" xmlns:mc="http://schemas.openxmlformats.org/markup-compatibility/2006" xmlns:aink="http://schemas.microsoft.com/office/drawing/2016/ink" xmlns:am3d="http://schemas.microsoft.com/office/drawing/2017/model3d" xmlns:o="urn:schemas-microsoft-com:office:office" xmlns:oel="http://schemas.microsoft.com/office/2019/extlst" xmlns:r="http://schemas.openxmlformats.org/officeDocument/2006/relationships" xmlns:m="http://schemas.openxmlformats.org/officeDocument/2006/math" xmlns:v="urn:schemas-microsoft-com:vml" xmlns:wp14="http://schemas.microsoft.com/office/word/2010/wordprocessingDrawing" xmlns:wp="http://schemas.openxmlformats.org/drawingml/2006/wordprocessingDrawing" xmlns:w10="urn:schemas-microsoft-com:office:word" xmlns:w="http://schemas.openxmlformats.org/wordprocessingml/2006/main" xmlns:w14="http://schemas.microsoft.com/office/word/2010/wordml" xmlns:w15="http://schemas.microsoft.com/office/word/2012/wordml" xmlns:w16cex="http://schemas.microsoft.com/office/word/2018/wordml/cex" xmlns:w16cid="http://schemas.microsoft.com/office/word/2016/wordml/cid" xmlns:w16="http://schemas.microsoft.com/office/word/2018/wordml" xmlns:w16du="http://schemas.microsoft.com/office/word/2023/wordml/word16du" xmlns:w16sdtdh="http://schemas.microsoft.com/office/word/2020/wordml/sdtdatahash" xmlns:w16sdtfl="http://schemas.microsoft.com/office/word/2024/wordml/sdtformatlock" xmlns:w16se="http://schemas.microsoft.com/office/word/2015/wordml/symex" xmlns:wpg="http://schemas.microsoft.com/office/word/2010/wordprocessingGroup" xmlns:wpi="http://schemas.microsoft.com/office/word/2010/wordprocessingInk" xmlns:wne="http://schemas.microsoft.com/office/word/2006/wordml" xmlns:wps="http://schemas.microsoft.com/office/word/2010/wordprocessingShape" mc:Ignorable="w14 w15 w16se w16cid w16 w16cex w16sdtdh w16sdtfl w16du wp14">
+  <w:footnote w:type="separator" w:id="-1">
+    <w:p>
+      <w:r>
+        <w:separator/>
+      </w:r>
+    </w:p>
+  </w:footnote>
+  <w:footnote w:type="continuationSeparator" w:id="0">
+    <w:p>
+      <w:r>
+        <w:continuationSeparator/>
+      </w:r>
+    </w:p>
+  </w:footnote>
+</w:footnotes>
 </file>
 
 <file path=word/numbering.xml><?xml version="1.0" encoding="utf-8"?>
@@ -5506,6 +5388,48 @@
       <w:szCs w:val="20"/>
     </w:rPr>
   </w:style>
+  <w:style w:type="paragraph" w:styleId="En-tte">
+    <w:name w:val="header"/>
+    <w:basedOn w:val="Normal"/>
+    <w:link w:val="En-tteCar"/>
+    <w:uiPriority w:val="99"/>
+    <w:unhideWhenUsed/>
+    <w:rsid w:val="00D15676"/>
+    <w:pPr>
+      <w:tabs>
+        <w:tab w:val="center" w:pos="4536"/>
+        <w:tab w:val="right" w:pos="9072"/>
+      </w:tabs>
+    </w:pPr>
+  </w:style>
+  <w:style w:type="character" w:customStyle="1" w:styleId="En-tteCar">
+    <w:name w:val="En-tête Car"/>
+    <w:basedOn w:val="Policepardfaut"/>
+    <w:link w:val="En-tte"/>
+    <w:uiPriority w:val="99"/>
+    <w:rsid w:val="00D15676"/>
+  </w:style>
+  <w:style w:type="paragraph" w:styleId="Pieddepage">
+    <w:name w:val="footer"/>
+    <w:basedOn w:val="Normal"/>
+    <w:link w:val="PieddepageCar"/>
+    <w:uiPriority w:val="99"/>
+    <w:unhideWhenUsed/>
+    <w:rsid w:val="00D15676"/>
+    <w:pPr>
+      <w:tabs>
+        <w:tab w:val="center" w:pos="4536"/>
+        <w:tab w:val="right" w:pos="9072"/>
+      </w:tabs>
+    </w:pPr>
+  </w:style>
+  <w:style w:type="character" w:customStyle="1" w:styleId="PieddepageCar">
+    <w:name w:val="Pied de page Car"/>
+    <w:basedOn w:val="Policepardfaut"/>
+    <w:link w:val="Pieddepage"/>
+    <w:uiPriority w:val="99"/>
+    <w:rsid w:val="00D15676"/>
+  </w:style>
 </w:styles>
 </file>
 
@@ -5825,6 +5749,25 @@
 </file>
 
 <file path=customXml/item1.xml><?xml version="1.0" encoding="utf-8"?>
+<p:properties xmlns:p="http://schemas.microsoft.com/office/2006/metadata/properties" xmlns:xsi="http://www.w3.org/2001/XMLSchema-instance" xmlns:pc="http://schemas.microsoft.com/office/infopath/2007/PartnerControls">
+  <documentManagement>
+    <lcf76f155ced4ddcb4097134ff3c332f xmlns="138d8470-54db-4ad8-a536-0741eabc782f">
+      <Terms xmlns="http://schemas.microsoft.com/office/infopath/2007/PartnerControls"/>
+    </lcf76f155ced4ddcb4097134ff3c332f>
+  </documentManagement>
+</p:properties>
+</file>
+
+<file path=customXml/item2.xml><?xml version="1.0" encoding="utf-8"?>
+<?mso-contentType ?>
+<FormTemplates xmlns="http://schemas.microsoft.com/sharepoint/v3/contenttype/forms">
+  <Display>DocumentLibraryForm</Display>
+  <Edit>DocumentLibraryForm</Edit>
+  <New>DocumentLibraryForm</New>
+</FormTemplates>
+</file>
+
+<file path=customXml/item3.xml><?xml version="1.0" encoding="utf-8"?>
 <ct:contentTypeSchema xmlns:ct="http://schemas.microsoft.com/office/2006/metadata/contentType" xmlns:ma="http://schemas.microsoft.com/office/2006/metadata/properties/metaAttributes" ct:_="" ma:_="" ma:contentTypeName="Document" ma:contentTypeID="0x0101008429123C7CEF61479C4805B57D1A0432" ma:contentTypeVersion="17" ma:contentTypeDescription="Crée un document." ma:contentTypeScope="" ma:versionID="61fafe6ba55150c33ce4ec1518bbf5ef">
   <xsd:schema xmlns:xsd="http://www.w3.org/2001/XMLSchema" xmlns:xs="http://www.w3.org/2001/XMLSchema" xmlns:p="http://schemas.microsoft.com/office/2006/metadata/properties" xmlns:ns2="138d8470-54db-4ad8-a536-0741eabc782f" xmlns:ns3="718a807d-b12a-46d6-bcbb-2ef054e2c012" targetNamespace="http://schemas.microsoft.com/office/2006/metadata/properties" ma:root="true" ma:fieldsID="848945633eebfcbe7ceb42b5878759c8" ns2:_="" ns3:_="">
     <xsd:import namespace="138d8470-54db-4ad8-a536-0741eabc782f"/>
@@ -6067,33 +6010,39 @@
 </ct:contentTypeSchema>
 </file>
 
-<file path=customXml/item2.xml><?xml version="1.0" encoding="utf-8"?>
-<?mso-contentType ?>
-<FormTemplates xmlns="http://schemas.microsoft.com/sharepoint/v3/contenttype/forms">
-  <Display>DocumentLibraryForm</Display>
-  <Edit>DocumentLibraryForm</Edit>
-  <New>DocumentLibraryForm</New>
-</FormTemplates>
-</file>
-
-<file path=customXml/item3.xml><?xml version="1.0" encoding="utf-8"?>
-<p:properties xmlns:p="http://schemas.microsoft.com/office/2006/metadata/properties" xmlns:xsi="http://www.w3.org/2001/XMLSchema-instance" xmlns:pc="http://schemas.microsoft.com/office/infopath/2007/PartnerControls">
-  <documentManagement>
-    <lcf76f155ced4ddcb4097134ff3c332f xmlns="138d8470-54db-4ad8-a536-0741eabc782f">
-      <Terms xmlns="http://schemas.microsoft.com/office/infopath/2007/PartnerControls"/>
-    </lcf76f155ced4ddcb4097134ff3c332f>
-  </documentManagement>
-</p:properties>
-</file>
-
 <file path=customXml/itemProps1.xml><?xml version="1.0" encoding="utf-8"?>
-<ds:datastoreItem xmlns:ds="http://schemas.openxmlformats.org/officeDocument/2006/customXml" ds:itemID="{8122B3EE-567A-4737-B73F-03039521014C}"/>
+<ds:datastoreItem xmlns:ds="http://schemas.openxmlformats.org/officeDocument/2006/customXml" ds:itemID="{F6DA6F8C-9D35-42F6-B70D-90FE03339DBF}">
+  <ds:schemaRefs>
+    <ds:schemaRef ds:uri="http://schemas.microsoft.com/office/2006/metadata/properties"/>
+    <ds:schemaRef ds:uri="http://schemas.microsoft.com/office/infopath/2007/PartnerControls"/>
+    <ds:schemaRef ds:uri="138d8470-54db-4ad8-a536-0741eabc782f"/>
+  </ds:schemaRefs>
+</ds:datastoreItem>
 </file>
 
 <file path=customXml/itemProps2.xml><?xml version="1.0" encoding="utf-8"?>
-<ds:datastoreItem xmlns:ds="http://schemas.openxmlformats.org/officeDocument/2006/customXml" ds:itemID="{7FBFAAE5-F2E1-4529-9335-064F2588CB26}"/>
+<ds:datastoreItem xmlns:ds="http://schemas.openxmlformats.org/officeDocument/2006/customXml" ds:itemID="{7FBFAAE5-F2E1-4529-9335-064F2588CB26}">
+  <ds:schemaRefs>
+    <ds:schemaRef ds:uri="http://schemas.microsoft.com/sharepoint/v3/contenttype/forms"/>
+  </ds:schemaRefs>
+</ds:datastoreItem>
 </file>
 
 <file path=customXml/itemProps3.xml><?xml version="1.0" encoding="utf-8"?>
-<ds:datastoreItem xmlns:ds="http://schemas.openxmlformats.org/officeDocument/2006/customXml" ds:itemID="{F6DA6F8C-9D35-42F6-B70D-90FE03339DBF}"/>
+<ds:datastoreItem xmlns:ds="http://schemas.openxmlformats.org/officeDocument/2006/customXml" ds:itemID="{8122B3EE-567A-4737-B73F-03039521014C}">
+  <ds:schemaRefs>
+    <ds:schemaRef ds:uri="http://schemas.microsoft.com/office/2006/metadata/contentType"/>
+    <ds:schemaRef ds:uri="http://schemas.microsoft.com/office/2006/metadata/properties/metaAttributes"/>
+    <ds:schemaRef ds:uri="http://www.w3.org/2001/XMLSchema"/>
+    <ds:schemaRef ds:uri="http://schemas.microsoft.com/office/2006/metadata/properties"/>
+    <ds:schemaRef ds:uri="138d8470-54db-4ad8-a536-0741eabc782f"/>
+    <ds:schemaRef ds:uri="718a807d-b12a-46d6-bcbb-2ef054e2c012"/>
+    <ds:schemaRef ds:uri="http://schemas.microsoft.com/office/2006/documentManagement/types"/>
+    <ds:schemaRef ds:uri="http://schemas.microsoft.com/office/infopath/2007/PartnerControls"/>
+    <ds:schemaRef ds:uri="http://schemas.openxmlformats.org/package/2006/metadata/core-properties"/>
+    <ds:schemaRef ds:uri="http://purl.org/dc/elements/1.1/"/>
+    <ds:schemaRef ds:uri="http://purl.org/dc/terms/"/>
+    <ds:schemaRef ds:uri="http://schemas.microsoft.com/internal/obd"/>
+  </ds:schemaRefs>
+</ds:datastoreItem>
 </file>